--- a/docs/research/mvp/final/implementation/99-source-coverage-ledger/README.docx
+++ b/docs/research/mvp/final/implementation/99-source-coverage-ledger/README.docx
@@ -10,7 +10,7 @@
         <w:t xml:space="preserve">99 — Source Coverage Ledger</w:t>
       </w:r>
     </w:p>
-    <w:bookmarkStart w:id="35" w:name="X20a7b7e57a6f70d17980f95c8e0b89e812a4216"/>
+    <w:bookmarkStart w:id="36" w:name="X20a7b7e57a6f70d17980f95c8e0b89e812a4216"/>
     <w:p>
       <w:pPr>
         <w:pStyle w:val="Heading1"/>
@@ -1593,7 +1593,7 @@
     </w:p>
     <w:bookmarkEnd w:id="25"/>
     <w:bookmarkEnd w:id="26"/>
-    <w:bookmarkStart w:id="30" w:name="X36bcf0ccfb09c4efe820d2f406cbf951e32b695"/>
+    <w:bookmarkStart w:id="31" w:name="X36bcf0ccfb09c4efe820d2f406cbf951e32b695"/>
     <w:p>
       <w:pPr>
         <w:pStyle w:val="Heading2"/>
@@ -1649,6 +1649,71 @@
       </w:r>
       <w:r>
         <w:t xml:space="preserve">now consolidates the RTO/RPO budget, KMS-encrypted backups, and Terraform-driven region-failover runbook that the original ledger called for. Independently re-verified 2026-07-04. No further action.</w:t>
+      </w:r>
+    </w:p>
+    <w:p>
+      <w:pPr>
+        <w:pStyle w:val="BlockText"/>
+      </w:pPr>
+      <w:r>
+        <w:rPr>
+          <w:b/>
+          <w:bCs/>
+        </w:rPr>
+        <w:t xml:space="preserve">Traceability note:</w:t>
+      </w:r>
+      <w:r>
+        <w:t xml:space="preserve"> </w:t>
+      </w:r>
+      <w:r>
+        <w:t xml:space="preserve">This resolves the documentation side of requirements-traceability</w:t>
+      </w:r>
+      <w:r>
+        <w:t xml:space="preserve"> </w:t>
+      </w:r>
+      <w:r>
+        <w:rPr>
+          <w:b/>
+          <w:bCs/>
+        </w:rPr>
+        <w:t xml:space="preserve">GAP-3</w:t>
+      </w:r>
+      <w:r>
+        <w:t xml:space="preserve"> </w:t>
+      </w:r>
+      <w:r>
+        <w:t xml:space="preserve">(NFR-205 DR RTO/RPO targets are still</w:t>
+      </w:r>
+      <w:r>
+        <w:t xml:space="preserve"> </w:t>
+      </w:r>
+      <w:r>
+        <w:rPr>
+          <w:rStyle w:val="VerbatimChar"/>
+        </w:rPr>
+        <w:t xml:space="preserve">UNVERIFIED</w:t>
+      </w:r>
+      <w:r>
+        <w:t xml:space="preserve"> </w:t>
+      </w:r>
+      <w:r>
+        <w:t xml:space="preserve">pending the first</w:t>
+      </w:r>
+      <w:r>
+        <w:t xml:space="preserve"> </w:t>
+      </w:r>
+      <w:r>
+        <w:rPr>
+          <w:b/>
+          <w:bCs/>
+        </w:rPr>
+        <w:t xml:space="preserve">CHAOS region-failover drill in Phase 2</w:t>
+      </w:r>
+      <w:r>
+        <w:t xml:space="preserve"> </w:t>
+      </w:r>
+      <w:r>
+        <w:t xml:space="preserve">— a measurement deferral, not a missing doc).</w:t>
       </w:r>
     </w:p>
     <w:bookmarkEnd w:id="27"/>
@@ -1895,6 +1960,437 @@
         <w:t xml:space="preserve">.</w:t>
       </w:r>
     </w:p>
+    <w:bookmarkEnd w:id="29"/>
+    <w:bookmarkStart w:id="30" w:name="X2d269caef2d065ef66060a32c893f18e0b9ea28"/>
+    <w:p>
+      <w:pPr>
+        <w:pStyle w:val="Heading3"/>
+      </w:pPr>
+      <w:r>
+        <w:t xml:space="preserve">GAP cross-check (</w:t>
+      </w:r>
+      <w:r>
+        <w:rPr>
+          <w:rStyle w:val="VerbatimChar"/>
+        </w:rPr>
+        <w:t xml:space="preserve">requirements-traceability.md</w:t>
+      </w:r>
+      <w:r>
+        <w:t xml:space="preserve"> </w:t>
+      </w:r>
+      <w:r>
+        <w:t xml:space="preserve">register)</w:t>
+      </w:r>
+    </w:p>
+    <w:p>
+      <w:pPr>
+        <w:pStyle w:val="FirstParagraph"/>
+      </w:pPr>
+      <w:r>
+        <w:t xml:space="preserve">The independent GAP-1..GAP-6 register in</w:t>
+      </w:r>
+      <w:r>
+        <w:t xml:space="preserve"> </w:t>
+      </w:r>
+      <w:r>
+        <w:rPr>
+          <w:rStyle w:val="VerbatimChar"/>
+        </w:rPr>
+        <w:t xml:space="preserve">v00-meta/requirements-traceability.md</w:t>
+      </w:r>
+      <w:r>
+        <w:t xml:space="preserve"> </w:t>
+      </w:r>
+      <w:r>
+        <w:t xml:space="preserve">is kept current with this consolidation:</w:t>
+      </w:r>
+    </w:p>
+    <w:tbl>
+      <w:tblPr>
+        <w:tblStyle w:val="Table"/>
+        <w:tblW w:type="auto" w:w="0"/>
+        <w:tblLook w:firstRow="1" w:lastRow="0" w:firstColumn="0" w:lastColumn="0" w:noHBand="0" w:noVBand="0" w:val="0020"/>
+      </w:tblPr>
+      <w:tblGrid>
+        <w:gridCol w:w="2640"/>
+        <w:gridCol w:w="2640"/>
+        <w:gridCol w:w="2640"/>
+      </w:tblGrid>
+      <w:tr>
+        <w:trPr>
+          <w:tblHeader w:val="on"/>
+        </w:trPr>
+        <w:tc>
+          <w:tcPr/>
+          <w:p>
+            <w:pPr>
+              <w:pStyle w:val="Compact"/>
+            </w:pPr>
+            <w:r>
+              <w:t xml:space="preserve">GAP</w:t>
+            </w:r>
+          </w:p>
+        </w:tc>
+        <w:tc>
+          <w:tcPr/>
+          <w:p>
+            <w:pPr>
+              <w:pStyle w:val="Compact"/>
+            </w:pPr>
+            <w:r>
+              <w:t xml:space="preserve">Status</w:t>
+            </w:r>
+          </w:p>
+        </w:tc>
+        <w:tc>
+          <w:tcPr/>
+          <w:p>
+            <w:pPr>
+              <w:pStyle w:val="Compact"/>
+            </w:pPr>
+            <w:r>
+              <w:t xml:space="preserve">Residual</w:t>
+            </w:r>
+          </w:p>
+        </w:tc>
+      </w:tr>
+      <w:tr>
+        <w:tc>
+          <w:tcPr/>
+          <w:p>
+            <w:pPr>
+              <w:pStyle w:val="Compact"/>
+            </w:pPr>
+            <w:r>
+              <w:t xml:space="preserve">GAP-1</w:t>
+            </w:r>
+          </w:p>
+        </w:tc>
+        <w:tc>
+          <w:tcPr/>
+          <w:p>
+            <w:pPr>
+              <w:pStyle w:val="Compact"/>
+            </w:pPr>
+            <w:r>
+              <w:t xml:space="preserve">Closed in source docs</w:t>
+            </w:r>
+          </w:p>
+        </w:tc>
+        <w:tc>
+          <w:tcPr/>
+          <w:p>
+            <w:pPr>
+              <w:pStyle w:val="Compact"/>
+            </w:pPr>
+            <w:r>
+              <w:t xml:space="preserve">local-ACL × central-policy precedence pinned in</w:t>
+            </w:r>
+            <w:r>
+              <w:t xml:space="preserve"> </w:t>
+            </w:r>
+            <w:r>
+              <w:rPr>
+                <w:rStyle w:val="VerbatimChar"/>
+              </w:rPr>
+              <w:t xml:space="preserve">v03-control-plane/svc-policy.md</w:t>
+            </w:r>
+            <w:r>
+              <w:t xml:space="preserve"> </w:t>
+            </w:r>
+            <w:r>
+              <w:t xml:space="preserve">and</w:t>
+            </w:r>
+            <w:r>
+              <w:t xml:space="preserve"> </w:t>
+            </w:r>
+            <w:r>
+              <w:rPr>
+                <w:rStyle w:val="VerbatimChar"/>
+              </w:rPr>
+              <w:t xml:space="preserve">v04-client/helix-core-rust.md</w:t>
+            </w:r>
+          </w:p>
+        </w:tc>
+      </w:tr>
+      <w:tr>
+        <w:tc>
+          <w:tcPr/>
+          <w:p>
+            <w:pPr>
+              <w:pStyle w:val="Compact"/>
+            </w:pPr>
+            <w:r>
+              <w:t xml:space="preserve">GAP-2</w:t>
+            </w:r>
+          </w:p>
+        </w:tc>
+        <w:tc>
+          <w:tcPr/>
+          <w:p>
+            <w:pPr>
+              <w:pStyle w:val="Compact"/>
+            </w:pPr>
+            <w:r>
+              <w:t xml:space="preserve">Intentional / documented</w:t>
+            </w:r>
+          </w:p>
+        </w:tc>
+        <w:tc>
+          <w:tcPr/>
+          <w:p>
+            <w:pPr>
+              <w:pStyle w:val="Compact"/>
+            </w:pPr>
+            <w:r>
+              <w:t xml:space="preserve">FR-1103 (Rosenpass) is an evaluation, not a runtime capability; no runtime test type required</w:t>
+            </w:r>
+          </w:p>
+        </w:tc>
+      </w:tr>
+      <w:tr>
+        <w:tc>
+          <w:tcPr/>
+          <w:p>
+            <w:pPr>
+              <w:pStyle w:val="Compact"/>
+            </w:pPr>
+            <w:r>
+              <w:t xml:space="preserve">GAP-3</w:t>
+            </w:r>
+          </w:p>
+        </w:tc>
+        <w:tc>
+          <w:tcPr/>
+          <w:p>
+            <w:pPr>
+              <w:pStyle w:val="Compact"/>
+            </w:pPr>
+            <w:r>
+              <w:t xml:space="preserve">Doc-level closed</w:t>
+            </w:r>
+          </w:p>
+        </w:tc>
+        <w:tc>
+          <w:tcPr/>
+          <w:p>
+            <w:pPr>
+              <w:pStyle w:val="Compact"/>
+            </w:pPr>
+            <w:r>
+              <w:t xml:space="preserve">NFR-205 RTO/RPO targets remain</w:t>
+            </w:r>
+            <w:r>
+              <w:t xml:space="preserve"> </w:t>
+            </w:r>
+            <w:r>
+              <w:rPr>
+                <w:rStyle w:val="VerbatimChar"/>
+              </w:rPr>
+              <w:t xml:space="preserve">UNVERIFIED</w:t>
+            </w:r>
+            <w:r>
+              <w:t xml:space="preserve"> </w:t>
+            </w:r>
+            <w:r>
+              <w:t xml:space="preserve">until the first Phase-2 CHAOS region-failover drill measures them</w:t>
+            </w:r>
+          </w:p>
+        </w:tc>
+      </w:tr>
+      <w:tr>
+        <w:tc>
+          <w:tcPr/>
+          <w:p>
+            <w:pPr>
+              <w:pStyle w:val="Compact"/>
+            </w:pPr>
+            <w:r>
+              <w:t xml:space="preserve">GAP-4</w:t>
+            </w:r>
+          </w:p>
+        </w:tc>
+        <w:tc>
+          <w:tcPr/>
+          <w:p>
+            <w:pPr>
+              <w:pStyle w:val="Compact"/>
+            </w:pPr>
+            <w:r>
+              <w:t xml:space="preserve">Closed in source docs</w:t>
+            </w:r>
+          </w:p>
+        </w:tc>
+        <w:tc>
+          <w:tcPr/>
+          <w:p>
+            <w:pPr>
+              <w:pStyle w:val="Compact"/>
+            </w:pPr>
+            <w:r>
+              <w:t xml:space="preserve">Single owning doc created:</w:t>
+            </w:r>
+            <w:r>
+              <w:t xml:space="preserve"> </w:t>
+            </w:r>
+            <w:r>
+              <w:rPr>
+                <w:rStyle w:val="VerbatimChar"/>
+              </w:rPr>
+              <w:t xml:space="preserve">v04-client/connector.md</w:t>
+            </w:r>
+            <w:r>
+              <w:t xml:space="preserve"> </w:t>
+            </w:r>
+            <w:r>
+              <w:t xml:space="preserve">consolidates FR-701..707 and the advertise/route/registry contracts</w:t>
+            </w:r>
+          </w:p>
+        </w:tc>
+      </w:tr>
+      <w:tr>
+        <w:tc>
+          <w:tcPr/>
+          <w:p>
+            <w:pPr>
+              <w:pStyle w:val="Compact"/>
+            </w:pPr>
+            <w:r>
+              <w:t xml:space="preserve">GAP-5</w:t>
+            </w:r>
+          </w:p>
+        </w:tc>
+        <w:tc>
+          <w:tcPr/>
+          <w:p>
+            <w:pPr>
+              <w:pStyle w:val="Compact"/>
+            </w:pPr>
+            <w:r>
+              <w:t xml:space="preserve">Closed at doc level</w:t>
+            </w:r>
+          </w:p>
+        </w:tc>
+        <w:tc>
+          <w:tcPr/>
+          <w:p>
+            <w:pPr>
+              <w:pStyle w:val="Compact"/>
+            </w:pPr>
+            <w:r>
+              <w:t xml:space="preserve">All 15</w:t>
+            </w:r>
+            <w:r>
+              <w:t xml:space="preserve"> </w:t>
+            </w:r>
+            <w:r>
+              <w:rPr>
+                <w:rStyle w:val="VerbatimChar"/>
+              </w:rPr>
+              <w:t xml:space="preserve">v08-testing/</w:t>
+            </w:r>
+            <w:r>
+              <w:t xml:space="preserve"> </w:t>
+            </w:r>
+            <w:r>
+              <w:t xml:space="preserve">docs +</w:t>
+            </w:r>
+            <w:r>
+              <w:t xml:space="preserve"> </w:t>
+            </w:r>
+            <w:r>
+              <w:rPr>
+                <w:rStyle w:val="VerbatimChar"/>
+              </w:rPr>
+              <w:t xml:space="preserve">coverage-ledger-schema.md</w:t>
+            </w:r>
+            <w:r>
+              <w:t xml:space="preserve"> </w:t>
+            </w:r>
+            <w:r>
+              <w:t xml:space="preserve">authored; evidence states are</w:t>
+            </w:r>
+            <w:r>
+              <w:t xml:space="preserve"> </w:t>
+            </w:r>
+            <w:r>
+              <w:rPr>
+                <w:rStyle w:val="VerbatimChar"/>
+              </w:rPr>
+              <w:t xml:space="preserve">PENDING</w:t>
+            </w:r>
+            <w:r>
+              <w:t xml:space="preserve"> </w:t>
+            </w:r>
+            <w:r>
+              <w:t xml:space="preserve">in spec phase</w:t>
+            </w:r>
+          </w:p>
+        </w:tc>
+      </w:tr>
+      <w:tr>
+        <w:tc>
+          <w:tcPr/>
+          <w:p>
+            <w:pPr>
+              <w:pStyle w:val="Compact"/>
+            </w:pPr>
+            <w:r>
+              <w:t xml:space="preserve">GAP-6</w:t>
+            </w:r>
+          </w:p>
+        </w:tc>
+        <w:tc>
+          <w:tcPr/>
+          <w:p>
+            <w:pPr>
+              <w:pStyle w:val="Compact"/>
+            </w:pPr>
+            <w:r>
+              <w:t xml:space="preserve">Closed in source docs</w:t>
+            </w:r>
+          </w:p>
+        </w:tc>
+        <w:tc>
+          <w:tcPr/>
+          <w:p>
+            <w:pPr>
+              <w:pStyle w:val="Compact"/>
+            </w:pPr>
+            <w:r>
+              <w:t xml:space="preserve">NFR-413/NFR-414/FR-610 added to pin</w:t>
+            </w:r>
+            <w:r>
+              <w:t xml:space="preserve"> </w:t>
+            </w:r>
+            <w:r>
+              <w:rPr>
+                <w:rStyle w:val="VerbatimChar"/>
+              </w:rPr>
+              <w:t xml:space="preserve">DDOS</w:t>
+            </w:r>
+            <w:r>
+              <w:t xml:space="preserve">/RBAC/rate-limiting owners; quantitative targets remain</w:t>
+            </w:r>
+            <w:r>
+              <w:t xml:space="preserve"> </w:t>
+            </w:r>
+            <w:r>
+              <w:rPr>
+                <w:rStyle w:val="VerbatimChar"/>
+              </w:rPr>
+              <w:t xml:space="preserve">UNVERIFIED</w:t>
+            </w:r>
+            <w:r>
+              <w:t xml:space="preserve"> </w:t>
+            </w:r>
+            <w:r>
+              <w:t xml:space="preserve">until Phase-2 benchmarks</w:t>
+            </w:r>
+          </w:p>
+        </w:tc>
+      </w:tr>
+    </w:tbl>
     <w:p>
       <w:r>
         <w:pict>
@@ -1902,9 +2398,9 @@
         </w:pict>
       </w:r>
     </w:p>
-    <w:bookmarkEnd w:id="29"/>
     <w:bookmarkEnd w:id="30"/>
-    <w:bookmarkStart w:id="31" w:name="X3ccd0a19cf1f623a3410555d4cdedd8266605ae"/>
+    <w:bookmarkEnd w:id="31"/>
+    <w:bookmarkStart w:id="32" w:name="X3ccd0a19cf1f623a3410555d4cdedd8266605ae"/>
     <w:p>
       <w:pPr>
         <w:pStyle w:val="Heading2"/>
@@ -2496,8 +2992,8 @@
         </w:pict>
       </w:r>
     </w:p>
-    <w:bookmarkEnd w:id="31"/>
-    <w:bookmarkStart w:id="34" w:name="Xdcd01eeda070e4f23eb97ba942922e37fcb747e"/>
+    <w:bookmarkEnd w:id="32"/>
+    <w:bookmarkStart w:id="35" w:name="Xdcd01eeda070e4f23eb97ba942922e37fcb747e"/>
     <w:p>
       <w:pPr>
         <w:pStyle w:val="Heading2"/>
@@ -2543,7 +3039,7 @@
       <w:r>
         <w:t xml:space="preserve"> </w:t>
       </w:r>
-      <w:hyperlink r:id="rId32">
+      <w:hyperlink r:id="rId33">
         <w:r>
           <w:rPr>
             <w:rStyle w:val="VerbatimChar"/>
@@ -2566,7 +3062,7 @@
       <w:r>
         <w:t xml:space="preserve"> </w:t>
       </w:r>
-      <w:hyperlink r:id="rId33">
+      <w:hyperlink r:id="rId34">
         <w:r>
           <w:rPr>
             <w:rStyle w:val="VerbatimChar"/>
@@ -2616,8 +3112,8 @@
         <w:t xml:space="preserve">.</w:t>
       </w:r>
     </w:p>
-    <w:bookmarkEnd w:id="34"/>
     <w:bookmarkEnd w:id="35"/>
+    <w:bookmarkEnd w:id="36"/>
     <w:sectPr>
       <w:footnotePr>
         <w:numRestart w:val="eachSect"/>
